--- a/public/resume/igor-kupchinenko-product-designer-resume-ru.docx
+++ b/public/resume/igor-kupchinenko-product-designer-resume-ru.docx
@@ -80,7 +80,7 @@
     </w:p>
     <w:p>
       <w:r>
-        <w:t>Продуктовый дизайнер с опытом разработки. В SuperGood моя роль выросла из мобильной разработки в проектирование приложения, выпущенного на iOS и Android. Самостоятельно исследую задачи пользователей, проектирую интерфейсы и проверяю идеи в работающих прототипах.</w:t>
+        <w:t>Продуктовый дизайнер: исследую, проектирую и довожу до релиза. Опыт разработки: собираю прототипы в коде и направляю AI-агентов, превращая свои спецификации в работающий продукт. Выпустил Flutter-приложение для заказа еды на iOS и Android и приложение для macOS, собрал в коде концепт сохранённых Instagram по восьми интервью.</w:t>
       </w:r>
     </w:p>
     <w:p>
@@ -126,7 +126,7 @@
         <w:keepLines/>
       </w:pPr>
       <w:r>
-        <w:t>Спроектировал сценарий заказа от меню до оплаты и отслеживания доставки. Реализовал и выпустил одно Flutter-приложение вместо отдельных версий для iOS и Android.</w:t>
+        <w:t>Спроектировал и реализовал заказ от меню до оплаты и отслеживания доставки: одно Flutter-приложение вместо отдельных iOS и Android, без передачи макетов в разработку.</w:t>
       </w:r>
     </w:p>
     <w:p>
@@ -145,6 +145,15 @@
       </w:pPr>
       <w:r>
         <w:t>Сделал повторный заказ из истории: можно добавить отдельные блюда или весь заказ в корзину. Добавил переход из избранного и адаптировал интерфейс под разные мобильные экраны.</w:t>
+      </w:r>
+    </w:p>
+    <w:p>
+      <w:pPr>
+        <w:pStyle w:val="ListBullet"/>
+        <w:keepLines/>
+      </w:pPr>
+      <w:r>
+        <w:t>Собрал тему приложения на Material Design и привязанные к ней кастомные компоненты, включая меню с синхронной прокруткой категорий и блюд и анимациями.</w:t>
       </w:r>
     </w:p>
     <w:p>
@@ -181,7 +190,7 @@
         <w:rPr>
           <w:sz w:val="19"/>
         </w:rPr>
-        <w:t>Самостоятельный UX-концепт | 2026</w:t>
+        <w:t>Самостоятельный концепт, прототип в коде | 2026</w:t>
       </w:r>
     </w:p>
     <w:p>
@@ -190,7 +199,7 @@
         <w:keepLines/>
       </w:pPr>
       <w:r>
-        <w:t>Поговорил с восемью людьми о том, как они сохраняют и находят посты. Спроектировал подсказки коллекций, поиск, фильтры по дате, заметки и закрепление публикаций.</w:t>
+        <w:t>Провёл восемь интервью о том, как люди сохраняют и находят посты. Превратил повторяющиеся проблемы в подсказки коллекций, поиск, фильтры по дате, заметки, закрепление и реакции.</w:t>
       </w:r>
     </w:p>
     <w:p>
@@ -199,7 +208,7 @@
         <w:keepLines/>
       </w:pPr>
       <w:r>
-        <w:t>Собрал интерактивный прототип предложенных сценариев. Продумал просмотр коллекций в основной ленте, чтобы к сохранённому было проще вернуться.</w:t>
+        <w:t>Собрал прототип в коде (React): интерактивное приложение прямо на моём сайте и ролики-прохождения в Remotion. Продумал возврат сохранённых коллекций в основную ленту.</w:t>
       </w:r>
     </w:p>
     <w:p>
@@ -228,7 +237,7 @@
         <w:rPr>
           <w:sz w:val="19"/>
         </w:rPr>
-        <w:t>Личный проект | июль 2026 - август 2026</w:t>
+        <w:t>Личный проект, выпущен на GitHub | июль 2026 - август 2026</w:t>
       </w:r>
     </w:p>
     <w:p>
@@ -237,7 +246,7 @@
         <w:keepLines/>
       </w:pPr>
       <w:r>
-        <w:t>По итогам пяти интервью спроектировал просмотр нагрузки на Mac по приложениям. Объединил связанные процессы: сначала видна общая нагрузка, затем можно раскрыть детали.</w:t>
+        <w:t>Пять интервью привели к просмотру нагрузки Mac по приложениям для разработчиков и опытных пользователей: процессы сгруппированы в итог по приложению, детали уровнем ниже.</w:t>
       </w:r>
     </w:p>
     <w:p>
@@ -246,7 +255,7 @@
         <w:keepLines/>
       </w:pPr>
       <w:r>
-        <w:t>Спроектировал интерфейс и сравнение сохранённых записей, направлял реализацию с AI-инструментами. Выпустил приложение для macOS и релизный ролик.</w:t>
+        <w:t>Спроектировал интерфейс и сравнение записей, написал спецификации и направлял AI-агентов в реализации на SwiftUI. Выпустил 0.1.1 с айдентикой, иллюстрацией и релизным роликом.</w:t>
       </w:r>
     </w:p>
     <w:p>
@@ -284,7 +293,7 @@
         <w:keepLines/>
       </w:pPr>
       <w:r>
-        <w:t>На основе исследования дипломной команды МПГУ спроектировал поиск, сохранение и практику китайских иероглифов в Telegram. Реализовал бота и веб-приложение для письма. Прототип больше не размещён онлайн.</w:t>
+        <w:t>На основе исследования дипломной команды МПГУ спроектировал поиск, сохранение и практику иероглифов в Telegram. Реализовал бота и веб-приложение для письма; уже не размещён.</w:t>
       </w:r>
     </w:p>
     <w:p>
@@ -321,7 +330,7 @@
         <w:keepLines/>
       </w:pPr>
       <w:r>
-        <w:t>Разрабатывал сервисы оплаты и обработки заказов. Сократил обработку PDF-чеков с 6-10 секунд до 600-650 мс: извлекал текст напрямую, сохранив OCR для изображений.</w:t>
+        <w:t>Разрабатывал сервисы оплаты и обработки заказов. Сократил обработку PDF-чеков с 6-10 с до 650 мс: извлекал текст напрямую, оставив OCR для изображений.</w:t>
       </w:r>
     </w:p>
     <w:p>
@@ -350,7 +359,7 @@
         <w:keepLines/>
       </w:pPr>
       <w:r>
-        <w:t>В коротких циклах собирал игровые Android-прототипы: продумывал взаимодействие, обратную связь игроку и объём работы.</w:t>
+        <w:t>Быстро собирал игровые Android-прототипы: взаимодействие, фидбек игроку, объём работы.</w:t>
       </w:r>
     </w:p>
     <w:p>
@@ -363,7 +372,11 @@
     </w:p>
     <w:p>
       <w:r>
-        <w:t>Интервью и анализ результатов, пользовательские сценарии, UX/UI, прототипирование, юзабилити-тестирование, адаптивные интерфейсы и анимация. Figma; прототипы на Flutter и Vue; Go, Python, Unity.</w:t>
+        <w:t>Дизайн: интервью, сценарии, UX/UI, анимация, прототипы, юзабилити-тесты. Figma, Material Design.</w:t>
+        <w:br/>
+        <w:t>Код: прототипы на HTML, CSS, JavaScript, React, Flutter; SwiftUI-продукт, собранный с AI-агентами (Claude Code, Codex); Go, Python; Unity, Godot, raylib, OpenGL.</w:t>
+        <w:br/>
+        <w:t>Портфолио-сайт собрал сам на Astro и React, включая интерактивный прототип Instagram.</w:t>
       </w:r>
     </w:p>
     <w:p>
@@ -389,7 +402,7 @@
     </w:p>
     <w:sectPr>
       <w:pgSz w:w="11906" w:h="16838"/>
-      <w:pgMar w:top="737" w:right="907" w:bottom="737" w:left="907" w:header="720" w:footer="720" w:gutter="0"/>
+      <w:pgMar w:top="624" w:right="907" w:bottom="624" w:left="907" w:header="720" w:footer="720" w:gutter="0"/>
       <w:cols w:space="720"/>
       <w:docGrid w:linePitch="360"/>
     </w:sectPr>
@@ -824,7 +837,7 @@
     <w:pPr>
       <w:keepNext/>
       <w:keepLines/>
-      <w:spacing w:before="120" w:after="60"/>
+      <w:spacing w:before="80" w:after="40"/>
       <w:outlineLvl w:val="0"/>
     </w:pPr>
     <w:rPr>

--- a/public/resume/igor-kupchinenko-product-designer-resume-ru.docx
+++ b/public/resume/igor-kupchinenko-product-designer-resume-ru.docx
@@ -15,14 +15,37 @@
         <w:pStyle w:val="Subtitle"/>
       </w:pPr>
       <w:r>
-        <w:t>ПРОДУКТОВЫЙ ДИЗАЙНЕР</w:t>
+        <w:t>ПРОДУКТОВЫЙ ДИЗАЙНЕР · B2C · ИССЛЕДОВАНИЯ И ПРОЕКТИРОВАНИЕ ИНТЕРФЕЙСОВ</w:t>
       </w:r>
     </w:p>
     <w:p>
       <w:pPr>
         <w:spacing w:after="40"/>
       </w:pPr>
+      <w:r>
+        <w:rPr>
+          <w:sz w:val="20"/>
+        </w:rPr>
+        <w:t xml:space="preserve">Портфолио: </w:t>
+      </w:r>
       <w:hyperlink r:id="rId9">
+        <w:r>
+          <w:rPr>
+            <w:rFonts w:ascii="Arial" w:hAnsi="Arial" w:cs="Arial"/>
+            <w:color w:val="222222"/>
+            <w:sz w:val="20"/>
+            <w:u w:val="single"/>
+          </w:rPr>
+          <w:t>kidpudel.github.io/personal-website</w:t>
+        </w:r>
+      </w:hyperlink>
+      <w:r>
+        <w:rPr>
+          <w:sz w:val="20"/>
+        </w:rPr>
+        <w:t xml:space="preserve">  |  </w:t>
+      </w:r>
+      <w:hyperlink r:id="rId10">
         <w:r>
           <w:rPr>
             <w:rFonts w:ascii="Arial" w:hAnsi="Arial" w:cs="Arial"/>
@@ -33,25 +56,17 @@
           <w:t>i.kupchinenko@gmail.com</w:t>
         </w:r>
       </w:hyperlink>
-      <w:r>
-        <w:t xml:space="preserve">  |  </w:t>
-      </w:r>
-      <w:hyperlink r:id="rId10">
-        <w:r>
-          <w:rPr>
-            <w:rFonts w:ascii="Arial" w:hAnsi="Arial" w:cs="Arial"/>
-            <w:color w:val="222222"/>
-            <w:sz w:val="20"/>
-            <w:u w:val="single"/>
-          </w:rPr>
-          <w:t>kidpudel.github.io/personal-website</w:t>
-        </w:r>
-      </w:hyperlink>
     </w:p>
     <w:p>
       <w:pPr>
         <w:spacing w:after="120"/>
       </w:pPr>
+      <w:r>
+        <w:rPr>
+          <w:sz w:val="20"/>
+        </w:rPr>
+        <w:t xml:space="preserve">Москва · офис, гибрид или удалённо  |  </w:t>
+      </w:r>
       <w:hyperlink r:id="rId11">
         <w:r>
           <w:rPr>
@@ -64,6 +79,9 @@
         </w:r>
       </w:hyperlink>
       <w:r>
+        <w:rPr>
+          <w:sz w:val="20"/>
+        </w:rPr>
         <w:t xml:space="preserve">  |  </w:t>
       </w:r>
       <w:hyperlink r:id="rId12">
@@ -80,7 +98,7 @@
     </w:p>
     <w:p>
       <w:r>
-        <w:t>Продуктовый дизайнер: исследую, проектирую и довожу до релиза. Опыт разработки: собираю прототипы в коде и направляю AI-агентов, превращая свои спецификации в работающий продукт. Выпустил Flutter-приложение для заказа еды на iOS и Android и приложение для macOS, собрал в коде концепт сохранённых Instagram по восьми интервью.</w:t>
+        <w:t>Продуктовый дизайнер B2C-приложений. Начинаю с интервью и наблюдения за использованием, затем проектирую сценарии и подачу информации, чтобы человеку было понятно, что происходит, что дальше и сколько это стоит. Выпустил приложение заказа еды на iOS и Android, затем делал исследовательские проекты с рабочими прототипами в коде.</w:t>
       </w:r>
     </w:p>
     <w:p>
@@ -117,7 +135,7 @@
         <w:rPr>
           <w:sz w:val="19"/>
         </w:rPr>
-        <w:t>Продуктовый дизайнер / мобильный разработчик | январь 2023 - июль 2024</w:t>
+        <w:t>Продуктовый дизайнер / мобильный разработчик, доставка еды | август 2023 - июль 2024</w:t>
       </w:r>
     </w:p>
     <w:p>
@@ -126,7 +144,9 @@
         <w:keepLines/>
       </w:pPr>
       <w:r>
-        <w:t>Спроектировал и реализовал заказ от меню до оплаты и отслеживания доставки: одно Flutter-приложение вместо отдельных iOS и Android, без передачи макетов в разработку.</w:t>
+        <w:t>•</w:t>
+        <w:tab/>
+        <w:t>В отзывах критиковали и приложение, и то, стоит ли еда своих денег. CustDev-интервью, наблюдение за заказом и задания на прототипе показали: до оплаты людям не хватало понимания блюда, срока доставки и суммы.</w:t>
       </w:r>
     </w:p>
     <w:p>
@@ -135,7 +155,9 @@
         <w:keepLines/>
       </w:pPr>
       <w:r>
-        <w:t>Беседы с пользователями и проверки сценария заказа выявили нехватку информации о блюдах, доставке и стоимости. Добавил подробные карточки блюд и закреплённую сводку заказа.</w:t>
+        <w:t>•</w:t>
+        <w:tab/>
+        <w:t>Добавил в карточку блюда вес, состав, КБЖУ и время приготовления, а в закреплённую панель срок доставки и сумму. Адрес, время, оплата, бонусы и итог собраны на одном экране оформления.</w:t>
       </w:r>
     </w:p>
     <w:p>
@@ -144,7 +166,9 @@
         <w:keepLines/>
       </w:pPr>
       <w:r>
-        <w:t>Сделал повторный заказ из истории: можно добавить отдельные блюда или весь заказ в корзину. Добавил переход из избранного и адаптировал интерфейс под разные мобильные экраны.</w:t>
+        <w:t>•</w:t>
+        <w:tab/>
+        <w:t>Будничные заказы часто повторялись, поэтому превратил историю в повторный заказ: можно вернуть в корзину отдельные блюда или весь прошлый заказ.</w:t>
       </w:r>
     </w:p>
     <w:p>
@@ -153,7 +177,9 @@
         <w:keepLines/>
       </w:pPr>
       <w:r>
-        <w:t>Собрал тему приложения на Material Design и привязанные к ней кастомные компоненты, включая меню с синхронной прокруткой категорий и блюд и анимациями.</w:t>
+        <w:t>•</w:t>
+        <w:tab/>
+        <w:t>Спроектировал и собрал на Flutter одно приложение вместо двух, без передачи макетов: от меню и оплаты с 3DS до карты и лояльности, на своей дизайн-системе. Выпустил на iOS и Android.</w:t>
       </w:r>
     </w:p>
     <w:p>
@@ -177,7 +203,7 @@
             <w:u w:val="single"/>
             <w:b/>
           </w:rPr>
-          <w:t>Поиск сохранённых публикаций</w:t>
+          <w:t>Поиск сохранённых публикаций Instagram</w:t>
         </w:r>
       </w:hyperlink>
     </w:p>
@@ -199,7 +225,9 @@
         <w:keepLines/>
       </w:pPr>
       <w:r>
-        <w:t>Провёл восемь интервью о том, как люди сохраняют и находят посты. Превратил повторяющиеся проблемы в подсказки коллекций, поиск, фильтры по дате, заметки, закрепление и реакции.</w:t>
+        <w:t>•</w:t>
+        <w:tab/>
+        <w:t>Провёл восемь интервью о том, как люди сохраняют и находят посты. Общий паттерн: разбор сохранённого откладывают на «потом», и найти нужное со временем всё сложнее.</w:t>
       </w:r>
     </w:p>
     <w:p>
@@ -208,7 +236,9 @@
         <w:keepLines/>
       </w:pPr>
       <w:r>
-        <w:t>Собрал прототип в коде (React): интерактивное приложение прямо на моём сайте и ролики-прохождения в Remotion. Продумал возврат сохранённых коллекций в основную ленту.</w:t>
+        <w:t>•</w:t>
+        <w:tab/>
+        <w:t>Спроектировал подсказки коллекций (сокращают выбор, но не отнимают его), поиск по теме, месту или заметке, фильтр по дате, закрепление и коллекции как ленту. Прототип на React работает на моём сайте.</w:t>
       </w:r>
     </w:p>
     <w:p>
@@ -237,7 +267,7 @@
         <w:rPr>
           <w:sz w:val="19"/>
         </w:rPr>
-        <w:t>Личный проект, выпущен на GitHub | июль 2026 - август 2026</w:t>
+        <w:t>Личный проект на macOS, разработка с AI-агентами по моим спецификациям | июль 2026 - август 2026</w:t>
       </w:r>
     </w:p>
     <w:p>
@@ -246,7 +276,9 @@
         <w:keepLines/>
       </w:pPr>
       <w:r>
-        <w:t>Пять интервью привели к просмотру нагрузки Mac по приложениям для разработчиков и опытных пользователей: процессы сгруппированы в итог по приложению, детали уровнем ниже.</w:t>
+        <w:t>•</w:t>
+        <w:tab/>
+        <w:t>Пять интервью о проверках производительности выявили две потребности: видеть приложение целиком и сохранять запись для сравнения. Сгруппировал процессы по приложениям.</w:t>
       </w:r>
     </w:p>
     <w:p>
@@ -255,45 +287,9 @@
         <w:keepLines/>
       </w:pPr>
       <w:r>
-        <w:t>Спроектировал интерфейс и сравнение записей, написал спецификации и направлял AI-агентов в реализации на SwiftUI. Выпустил 0.1.1 с айдентикой, иллюстрацией и релизным роликом.</w:t>
-      </w:r>
-    </w:p>
-    <w:p>
-      <w:pPr>
-        <w:pStyle w:val="Heading2"/>
-      </w:pPr>
-      <w:hyperlink r:id="rId16">
-        <w:r>
-          <w:rPr>
-            <w:rFonts w:ascii="Arial" w:hAnsi="Arial" w:cs="Arial"/>
-            <w:color w:val="222222"/>
-            <w:sz w:val="21"/>
-            <w:u w:val="single"/>
-            <w:b/>
-          </w:rPr>
-          <w:t>Two Sticks</w:t>
-        </w:r>
-      </w:hyperlink>
-    </w:p>
-    <w:p>
-      <w:pPr>
-        <w:keepNext/>
-        <w:spacing w:after="40"/>
-      </w:pPr>
-      <w:r>
-        <w:rPr>
-          <w:sz w:val="19"/>
-        </w:rPr>
-        <w:t>Командный прототип | май 2024 - июнь 2024</w:t>
-      </w:r>
-    </w:p>
-    <w:p>
-      <w:pPr>
-        <w:pStyle w:val="ListBullet"/>
-        <w:keepLines/>
-      </w:pPr>
-      <w:r>
-        <w:t>На основе исследования дипломной команды МПГУ спроектировал поиск, сохранение и практику иероглифов в Telegram. Реализовал бота и веб-приложение для письма; уже не размещён.</w:t>
+        <w:t>•</w:t>
+        <w:tab/>
+        <w:t>Проверил первый прототип на тех же задачах и внёс три изменения: карточки заменил списком с живым графиком, тест начинается с выбора приложения, результаты перенёс в сценарий записи.</w:t>
       </w:r>
     </w:p>
     <w:p>
@@ -330,6 +326,8 @@
         <w:keepLines/>
       </w:pPr>
       <w:r>
+        <w:t>•</w:t>
+        <w:tab/>
         <w:t>Разрабатывал сервисы оплаты и обработки заказов. Сократил обработку PDF-чеков с 6-10 с до 650 мс: извлекал текст напрямую, оставив OCR для изображений.</w:t>
       </w:r>
     </w:p>
@@ -350,7 +348,7 @@
         <w:rPr>
           <w:sz w:val="19"/>
         </w:rPr>
-        <w:t>Гейм-дизайнер / разработчик прототипов | ноябрь 2022 - январь 2023</w:t>
+        <w:t>Гейм-дизайнер / разработчик прототипов | апрель 2023 - август 2023</w:t>
       </w:r>
     </w:p>
     <w:p>
@@ -359,7 +357,9 @@
         <w:keepLines/>
       </w:pPr>
       <w:r>
-        <w:t>Быстро собирал игровые Android-прототипы: взаимодействие, фидбек игроку, объём работы.</w:t>
+        <w:t>•</w:t>
+        <w:tab/>
+        <w:t>Быстро собирал игровые Android-прототипы: взаимодействие, фидбек игроку, объём.</w:t>
       </w:r>
     </w:p>
     <w:p>
@@ -372,11 +372,11 @@
     </w:p>
     <w:p>
       <w:r>
-        <w:t>Дизайн: интервью, сценарии, UX/UI, анимация, прототипы, юзабилити-тесты. Figma, Material Design.</w:t>
+        <w:t>Исследования: CustDev и глубинные интервью, юзабилити-тесты, наблюдение, синтез, конкурентный анализ, CJM, JTBD, продуктовые гипотезы.</w:t>
         <w:br/>
-        <w:t>Код: прототипы на HTML, CSS, JavaScript, React, Flutter; SwiftUI-продукт, собранный с AI-агентами (Claude Code, Codex); Go, Python; Unity, Godot, raylib, OpenGL.</w:t>
+        <w:t>Дизайн: UX/UI, информационная архитектура, пользовательские сценарии, вайрфреймы, проектирование взаимодействия, прототипирование, дизайн-система, адаптив, моушн. Figma, Material Design, Apple HIG.</w:t>
         <w:br/>
-        <w:t>Портфолио-сайт собрал сам на Astro и React, включая интерактивный прототип Instagram.</w:t>
+        <w:t>Код: React, Flutter, HTML/CSS/JS; SwiftUI с AI-агентами (Claude Code, Codex); Go, Python.</w:t>
       </w:r>
     </w:p>
     <w:p>
@@ -392,7 +392,7 @@
         <w:spacing w:after="20"/>
       </w:pPr>
       <w:r>
-        <w:t>Бакалавр компьютерных и информационных наук | МФЮА | 2019 - 2023</w:t>
+        <w:t>Колледж МФЮА, «Программирование в компьютерных системах» (СПО) | 2019 - 2023</w:t>
       </w:r>
     </w:p>
     <w:p>
@@ -1305,9 +1305,9 @@
     <w:unhideWhenUsed/>
     <w:rsid w:val="00326F90"/>
     <w:pPr>
-      <w:numPr>
-        <w:numId w:val="1"/>
-      </w:numPr>
+      <w:tabs>
+        <w:tab w:pos="170" w:val="left"/>
+      </w:tabs>
       <w:spacing w:after="40"/>
       <w:ind w:left="170" w:hanging="170"/>
       <w:contextualSpacing/>

--- a/public/resume/igor-kupchinenko-product-designer-resume-ru.docx
+++ b/public/resume/igor-kupchinenko-product-designer-resume-ru.docx
@@ -98,7 +98,7 @@
     </w:p>
     <w:p>
       <w:r>
-        <w:t>Продуктовый дизайнер B2C-приложений. Начинаю с интервью и наблюдения за использованием, затем проектирую сценарии и подачу информации, чтобы человеку было понятно, что происходит, что дальше и сколько это стоит. Выпустил приложение заказа еды на iOS и Android, затем делал исследовательские проекты с рабочими прототипами в коде.</w:t>
+        <w:t>Продуктовый дизайнер B2C-приложений. Начинаю с интервью и наблюдения за использованием, затем проектирую сценарии и подачу информации, чтобы человеку было понятно, что происходит, что дальше и сколько это стоит. Выпустил приложение заказа еды на iOS и Android, затем делал исследовательские проекты, включая AI-функции. Прототипирую в коде и довожу приложения до релиза с AI-агентами.</w:t>
       </w:r>
     </w:p>
     <w:p>
@@ -238,7 +238,7 @@
       <w:r>
         <w:t>•</w:t>
         <w:tab/>
-        <w:t>Спроектировал подсказки коллекций (сокращают выбор, но не отнимают его), поиск по теме, месту или заметке, фильтр по дате, закрепление и коллекции как ленту. Прототип на React работает на моём сайте.</w:t>
+        <w:t>Спроектировал AI-подсказки коллекций и поиск по теме, месту или заметке. Полный список остаётся под рукой, чтобы ошибка подсказки не отнимала выбор. Прототип на React работает на моём сайте.</w:t>
       </w:r>
     </w:p>
     <w:p>
@@ -376,7 +376,9 @@
         <w:br/>
         <w:t>Дизайн: UX/UI, информационная архитектура, пользовательские сценарии, вайрфреймы, проектирование взаимодействия, прототипирование, дизайн-система, адаптив, моушн. Figma, Material Design, Apple HIG.</w:t>
         <w:br/>
-        <w:t>Код: React, Flutter, HTML/CSS/JS; SwiftUI с AI-агентами (Claude Code, Codex); Go, Python.</w:t>
+        <w:t>AI: проектирование AI-функций (подсказки, семантический поиск, ошибки), разработка с AI-агентами (Claude Code, Codex).</w:t>
+        <w:br/>
+        <w:t>Код: React, Flutter, HTML/CSS/JS, SwiftUI; Go, Python.</w:t>
       </w:r>
     </w:p>
     <w:p>

--- a/public/resume/igor-kupchinenko-product-designer-resume-ru.docx
+++ b/public/resume/igor-kupchinenko-product-designer-resume-ru.docx
@@ -98,7 +98,7 @@
     </w:p>
     <w:p>
       <w:r>
-        <w:t>Продуктовый дизайнер B2C-приложений. Начинаю с интервью и наблюдения за использованием, затем проектирую сценарии и подачу информации, чтобы человеку было понятно, что происходит, что дальше и сколько это стоит. Выпустил приложение заказа еды на iOS и Android, затем делал исследовательские проекты, включая AI-функции. Прототипирую в коде и довожу приложения до релиза с AI-агентами.</w:t>
+        <w:t>Продуктовый дизайнер B2C-приложений с опытом разработки. Начинаю с интервью и наблюдения, затем проектирую сценарии, в которых понятны сроки, цена и следующий шаг. В SuperGood переделал заказ и в одиночку пересобрал приложение: повтор привычного заказа сократился примерно с минуты до 5 секунд, рейтинг в магазинах вырос с 3,1 до 3,7.</w:t>
       </w:r>
     </w:p>
     <w:p>
@@ -135,7 +135,7 @@
         <w:rPr>
           <w:sz w:val="19"/>
         </w:rPr>
-        <w:t>Продуктовый дизайнер / мобильный разработчик, доставка еды | август 2023 - июль 2024</w:t>
+        <w:t>Продуктовый дизайнер / мобильный разработчик, один в команде, доставка еды | август 2023 - июль 2024</w:t>
       </w:r>
     </w:p>
     <w:p>
@@ -146,7 +146,7 @@
       <w:r>
         <w:t>•</w:t>
         <w:tab/>
-        <w:t>В отзывах критиковали и приложение, и то, стоит ли еда своих денег. CustDev-интервью, наблюдение за заказом и задания на прототипе показали: до оплаты людям не хватало понимания блюда, срока доставки и суммы.</w:t>
+        <w:t>В отзывах сомневались и в приложении, и в цене еды. Отвечая за заказ целиком и работая напрямую с бизнесом, разобрал отзывы и понаблюдал за заказом: срок и сумма были не видны, в меню терялись, привычный заказ собирали по одному блюду.</w:t>
       </w:r>
     </w:p>
     <w:p>
@@ -157,7 +157,7 @@
       <w:r>
         <w:t>•</w:t>
         <w:tab/>
-        <w:t>Добавил в карточку блюда вес, состав, КБЖУ и время приготовления, а в закреплённую панель срок доставки и сумму. Адрес, время, оплата, бонусы и итог собраны на одном экране оформления.</w:t>
+        <w:t>Добавил закреплённую панель со сроком, числом позиций и суммой, вес, состав и КБЖУ в карточку блюда и повтор из истории: одно касание возвращает прошлый заказ или отдельное блюдо.</w:t>
       </w:r>
     </w:p>
     <w:p>
@@ -168,7 +168,7 @@
       <w:r>
         <w:t>•</w:t>
         <w:tab/>
-        <w:t>Будничные заказы часто повторялись, поэтому превратил историю в повторный заказ: можно вернуть в корзину отдельные блюда или весь прошлый заказ.</w:t>
+        <w:t>Пересобрал отдельные приложения для iOS и Android в одно на Flutter за 11 месяцев, без передачи макетов: меню, корзина, оплата с 3DS, карты и отслеживание, лояльность.</w:t>
       </w:r>
     </w:p>
     <w:p>
@@ -179,7 +179,7 @@
       <w:r>
         <w:t>•</w:t>
         <w:tab/>
-        <w:t>Спроектировал и собрал на Flutter одно приложение вместо двух, без передачи макетов: от меню и оплаты с 3DS до карты и лояльности, на своей дизайн-системе. Выпустил на iOS и Android.</w:t>
+        <w:t>Сравнительный юзабилити-тест на 10 коллегах: повтор заказа за 5 с вместо 60 с, успешность с 2 до 10 из 10, лёгкость с 3 до 6 из 7. Рейтинг вырос с 3,1 до 3,7, отзывы хвалили приложение.</w:t>
       </w:r>
     </w:p>
     <w:p>
@@ -195,6 +195,57 @@
         <w:pStyle w:val="Heading2"/>
       </w:pPr>
       <w:hyperlink r:id="rId14">
+        <w:r>
+          <w:rPr>
+            <w:rFonts w:ascii="Arial" w:hAnsi="Arial" w:cs="Arial"/>
+            <w:color w:val="222222"/>
+            <w:sz w:val="21"/>
+            <w:u w:val="single"/>
+            <w:b/>
+          </w:rPr>
+          <w:t>Observatory</w:t>
+        </w:r>
+      </w:hyperlink>
+    </w:p>
+    <w:p>
+      <w:pPr>
+        <w:keepNext/>
+        <w:spacing w:after="40"/>
+      </w:pPr>
+      <w:r>
+        <w:rPr>
+          <w:sz w:val="19"/>
+        </w:rPr>
+        <w:t>Личный проект на macOS, собран с AI-агентами по моим спецификациям, релиз на GitHub | июль - август 2026</w:t>
+      </w:r>
+    </w:p>
+    <w:p>
+      <w:pPr>
+        <w:pStyle w:val="ListBullet"/>
+        <w:keepLines/>
+      </w:pPr>
+      <w:r>
+        <w:t>•</w:t>
+        <w:tab/>
+        <w:t>Пять интервью выявили две потребности: видеть приложение целиком и записывать прогоны для сравнения. Сгруппировал процессы: Brave Browser занимает одну строку вместо 17.</w:t>
+      </w:r>
+    </w:p>
+    <w:p>
+      <w:pPr>
+        <w:pStyle w:val="ListBullet"/>
+        <w:keepLines/>
+      </w:pPr>
+      <w:r>
+        <w:t>•</w:t>
+        <w:tab/>
+        <w:t>Доработал прототип: список вместо карточек, тест начинается с выбора приложения. Три коллеги-разработчика два месяца сравнивают в нём версии приложений.</w:t>
+      </w:r>
+    </w:p>
+    <w:p>
+      <w:pPr>
+        <w:pStyle w:val="Heading2"/>
+      </w:pPr>
+      <w:hyperlink r:id="rId15">
         <w:r>
           <w:rPr>
             <w:rFonts w:ascii="Arial" w:hAnsi="Arial" w:cs="Arial"/>
@@ -227,7 +278,7 @@
       <w:r>
         <w:t>•</w:t>
         <w:tab/>
-        <w:t>Провёл восемь интервью о том, как люди сохраняют и находят посты. Общий паттерн: разбор сохранённого откладывают на «потом», и найти нужное со временем всё сложнее.</w:t>
+        <w:t>Восемь интервью: для шести главной проблемой был поиск сохранённого, поэтому начал с поиска.</w:t>
       </w:r>
     </w:p>
     <w:p>
@@ -238,14 +289,14 @@
       <w:r>
         <w:t>•</w:t>
         <w:tab/>
-        <w:t>Спроектировал AI-подсказки коллекций и поиск по теме, месту или заметке. Полный список остаётся под рукой, чтобы ошибка подсказки не отнимала выбор. Прототип на React работает на моём сайте.</w:t>
+        <w:t>Спроектировал AI-поиск по теме, месту или заметке и подсказки, с которыми сохранение в новую коллекцию занимает одно касание. Прототип на React работает на моём сайте.</w:t>
       </w:r>
     </w:p>
     <w:p>
       <w:pPr>
         <w:pStyle w:val="Heading2"/>
       </w:pPr>
-      <w:hyperlink r:id="rId15">
+      <w:hyperlink r:id="rId16">
         <w:r>
           <w:rPr>
             <w:rFonts w:ascii="Arial" w:hAnsi="Arial" w:cs="Arial"/>
@@ -254,7 +305,7 @@
             <w:u w:val="single"/>
             <w:b/>
           </w:rPr>
-          <w:t>Observatory</w:t>
+          <w:t>Две палочки</w:t>
         </w:r>
       </w:hyperlink>
     </w:p>
@@ -267,7 +318,7 @@
         <w:rPr>
           <w:sz w:val="19"/>
         </w:rPr>
-        <w:t>Личный проект на macOS, разработка с AI-агентами по моим спецификациям | июль 2026 - август 2026</w:t>
+        <w:t>Продукт в Telegram для изучения китайского по исследованию дипломной работы | 2024</w:t>
       </w:r>
     </w:p>
     <w:p>
@@ -278,18 +329,7 @@
       <w:r>
         <w:t>•</w:t>
         <w:tab/>
-        <w:t>Пять интервью о проверках производительности выявили две потребности: видеть приложение целиком и сохранять запись для сравнения. Сгруппировал процессы по приложениям.</w:t>
-      </w:r>
-    </w:p>
-    <w:p>
-      <w:pPr>
-        <w:pStyle w:val="ListBullet"/>
-        <w:keepLines/>
-      </w:pPr>
-      <w:r>
-        <w:t>•</w:t>
-        <w:tab/>
-        <w:t>Проверил первый прототип на тех же задачах и внёс три изменения: карточки заменил списком с живым графиком, тест начинается с выбора приложения, результаты перенёс в сценарий записи.</w:t>
+        <w:t>Один чат для поиска, карточек и письма от руки вместо трёх инструментов; спроектировал и собрал бота, API и Web App. Студентам не хватало практики произношения, это следующий шаг.</w:t>
       </w:r>
     </w:p>
     <w:p>
@@ -307,17 +347,13 @@
       <w:r>
         <w:t>Paycos</w:t>
       </w:r>
-    </w:p>
-    <w:p>
-      <w:pPr>
-        <w:keepNext/>
-        <w:spacing w:after="40"/>
-      </w:pPr>
       <w:r>
         <w:rPr>
+          <w:rFonts w:ascii="Arial" w:hAnsi="Arial" w:cs="Arial"/>
+          <w:b w:val="0"/>
           <w:sz w:val="19"/>
         </w:rPr>
-        <w:t>Разработчик ПО, контракт | июль 2024 - декабрь 2025</w:t>
+        <w:t xml:space="preserve">  |  Разработчик ПО, контракт | июль 2024 - декабрь 2025</w:t>
       </w:r>
     </w:p>
     <w:p>
@@ -338,17 +374,13 @@
       <w:r>
         <w:t>22bytes</w:t>
       </w:r>
-    </w:p>
-    <w:p>
-      <w:pPr>
-        <w:keepNext/>
-        <w:spacing w:after="40"/>
-      </w:pPr>
       <w:r>
         <w:rPr>
+          <w:rFonts w:ascii="Arial" w:hAnsi="Arial" w:cs="Arial"/>
+          <w:b w:val="0"/>
           <w:sz w:val="19"/>
         </w:rPr>
-        <w:t>Гейм-дизайнер / разработчик прототипов | апрель 2023 - август 2023</w:t>
+        <w:t xml:space="preserve">  |  Гейм-дизайнер / разработчик прототипов | апрель 2023 - август 2023</w:t>
       </w:r>
     </w:p>
     <w:p>
@@ -372,9 +404,9 @@
     </w:p>
     <w:p>
       <w:r>
-        <w:t>Исследования: CustDev и глубинные интервью, юзабилити-тесты, наблюдение, синтез, конкурентный анализ, CJM, JTBD, продуктовые гипотезы.</w:t>
+        <w:t>Исследования: CustDev и глубинные интервью, контекстное исследование, сравнительное юзабилити-тестирование, анализ отзывов, синтез, конкурентный анализ, CJM, JTBD.</w:t>
         <w:br/>
-        <w:t>Дизайн: UX/UI, информационная архитектура, пользовательские сценарии, вайрфреймы, проектирование взаимодействия, прототипирование, дизайн-система, адаптив, моушн. Figma, Material Design, Apple HIG.</w:t>
+        <w:t>Дизайн: UX/UI, информационная архитектура, сценарии, вайрфреймы, прототипирование, дизайн-система, адаптив, моушн. Figma, Material Design, Apple HIG.</w:t>
         <w:br/>
         <w:t>AI: проектирование AI-функций (подсказки, семантический поиск, ошибки), разработка с AI-агентами (Claude Code, Codex).</w:t>
         <w:br/>
@@ -390,16 +422,8 @@
       </w:r>
     </w:p>
     <w:p>
-      <w:pPr>
-        <w:spacing w:after="20"/>
-      </w:pPr>
       <w:r>
-        <w:t>Колледж МФЮА, «Программирование в компьютерных системах» (СПО) | 2019 - 2023</w:t>
-      </w:r>
-    </w:p>
-    <w:p>
-      <w:r>
-        <w:t>Русский: родной | Английский: B2 (Upper-Intermediate)</w:t>
+        <w:t>МФЮА, «Программирование в компьютерных системах» | 2019 - 2023  ·  английский B2</w:t>
       </w:r>
     </w:p>
     <w:sectPr>

--- a/public/resume/igor-kupchinenko-product-designer-resume-ru.docx
+++ b/public/resume/igor-kupchinenko-product-designer-resume-ru.docx
@@ -15,7 +15,7 @@
         <w:pStyle w:val="Subtitle"/>
       </w:pPr>
       <w:r>
-        <w:t>ПРОДУКТОВЫЙ ДИЗАЙНЕР · B2C · ИССЛЕДОВАНИЯ И ПРОЕКТИРОВАНИЕ ИНТЕРФЕЙСОВ</w:t>
+        <w:t>ПРОДУКТОВЫЙ ДИЗАЙНЕР (JUNIOR) · B2C · ИССЛЕДОВАНИЯ И ИНТЕРФЕЙСЫ</w:t>
       </w:r>
     </w:p>
     <w:p>
@@ -56,6 +56,23 @@
           <w:t>i.kupchinenko@gmail.com</w:t>
         </w:r>
       </w:hyperlink>
+      <w:r>
+        <w:rPr>
+          <w:sz w:val="20"/>
+        </w:rPr>
+        <w:t xml:space="preserve">  |  Telegram </w:t>
+      </w:r>
+      <w:hyperlink r:id="rId11">
+        <w:r>
+          <w:rPr>
+            <w:rFonts w:ascii="Arial" w:hAnsi="Arial" w:cs="Arial"/>
+            <w:color w:val="222222"/>
+            <w:sz w:val="20"/>
+            <w:u w:val="single"/>
+          </w:rPr>
+          <w:t>@iggy_sleepy</w:t>
+        </w:r>
+      </w:hyperlink>
     </w:p>
     <w:p>
       <w:pPr>
@@ -65,24 +82,7 @@
         <w:rPr>
           <w:sz w:val="20"/>
         </w:rPr>
-        <w:t xml:space="preserve">Москва · офис, гибрид или удалённо  |  </w:t>
-      </w:r>
-      <w:hyperlink r:id="rId11">
-        <w:r>
-          <w:rPr>
-            <w:rFonts w:ascii="Arial" w:hAnsi="Arial" w:cs="Arial"/>
-            <w:color w:val="222222"/>
-            <w:sz w:val="20"/>
-            <w:u w:val="single"/>
-          </w:rPr>
-          <w:t>linkedin.com/in/iggydev</w:t>
-        </w:r>
-      </w:hyperlink>
-      <w:r>
-        <w:rPr>
-          <w:sz w:val="20"/>
-        </w:rPr>
-        <w:t xml:space="preserve">  |  </w:t>
+        <w:t xml:space="preserve">Москва  |  </w:t>
       </w:r>
       <w:hyperlink r:id="rId12">
         <w:r>
@@ -98,7 +98,7 @@
     </w:p>
     <w:p>
       <w:r>
-        <w:t>Продуктовый дизайнер B2C-приложений с опытом разработки. Начинаю с интервью и наблюдения, затем проектирую сценарии, в которых понятны сроки, цена и следующий шаг. В SuperGood переделал заказ и в одиночку пересобрал приложение: повтор привычного заказа сократился примерно с минуты до 5 секунд, рейтинг в магазинах вырос с 3,1 до 3,7.</w:t>
+        <w:t>Продуктовый дизайнер B2C-приложений с опытом в разработке и гейм-дизайне. Начинаю с интервью и наблюдения, затем проектирую сценарии, в которых понятны сроки, цена и следующий шаг. В SuperGood переделал заказ и в одиночку пересобрал приложение: повтор привычного заказа сократился примерно с минуты до 5 секунд, рейтинг в магазинах вырос с 3,1 до 3,7.</w:t>
       </w:r>
     </w:p>
     <w:p>
@@ -106,7 +106,7 @@
         <w:pStyle w:val="Heading1"/>
       </w:pPr>
       <w:r>
-        <w:t>ОПЫТ В ПРОДУКТОВОМ ДИЗАЙНЕ</w:t>
+        <w:t>ОПЫТ В ДИЗАЙНЕ</w:t>
       </w:r>
     </w:p>
     <w:p>
@@ -135,51 +135,111 @@
         <w:rPr>
           <w:sz w:val="19"/>
         </w:rPr>
-        <w:t>Продуктовый дизайнер / мобильный разработчик, один в команде, доставка еды | август 2023 - июль 2024</w:t>
+        <w:t>Продуктовый дизайнер / мобильный разработчик, приложение доставки еды | август 2023 - июль 2024</w:t>
       </w:r>
     </w:p>
     <w:p>
       <w:pPr>
         <w:pStyle w:val="ListBullet"/>
+        <w:keepNext/>
         <w:keepLines/>
       </w:pPr>
       <w:r>
         <w:t>•</w:t>
         <w:tab/>
-        <w:t>В отзывах сомневались и в приложении, и в цене еды. Отвечая за заказ целиком и работая напрямую с бизнесом, разобрал отзывы и понаблюдал за заказом: срок и сумма были не видны, в меню терялись, привычный заказ собирали по одному блюду.</w:t>
+        <w:t>Единственный дизайнер и разработчик: отвечал за заказ целиком и работал напрямую с бизнесом. В отзывах сомневались и в приложении, и в том, стоит ли еда своих денег.</w:t>
       </w:r>
     </w:p>
     <w:p>
       <w:pPr>
         <w:pStyle w:val="ListBullet"/>
+        <w:keepNext/>
         <w:keepLines/>
       </w:pPr>
       <w:r>
         <w:t>•</w:t>
         <w:tab/>
-        <w:t>Добавил закреплённую панель со сроком, числом позиций и суммой, вес, состав и КБЖУ в карточку блюда и повтор из истории: одно касание возвращает прошлый заказ или отдельное блюдо.</w:t>
+        <w:t>Сократил повтор привычного заказа с 60 с до 5 с повтором в одно касание из истории, после того как анализ отзывов и наблюдение показали, что люди собирают заказ по одному блюду. В сравнительном юзабилити-тесте на 10 коллегах успешность выросла с 2 до 10 из 10, оценка лёгкости с 3 до 6 из 7.</w:t>
       </w:r>
     </w:p>
     <w:p>
       <w:pPr>
         <w:pStyle w:val="ListBullet"/>
+        <w:keepNext/>
         <w:keepLines/>
       </w:pPr>
       <w:r>
         <w:t>•</w:t>
         <w:tab/>
-        <w:t>Пересобрал отдельные приложения для iOS и Android в одно на Flutter за 11 месяцев, без передачи макетов: меню, корзина, оплата с 3DS, карты и отслеживание, лояльность.</w:t>
+        <w:t>Сделал сроки и цену видимыми до оплаты: закреплённая панель со временем доставки, числом позиций и суммой, а в карточке блюда вес, состав и КБЖУ, чтобы не приходилось уходить из меню ради проверки.</w:t>
       </w:r>
     </w:p>
     <w:p>
       <w:pPr>
         <w:pStyle w:val="ListBullet"/>
+        <w:keepNext w:val="0"/>
         <w:keepLines/>
       </w:pPr>
       <w:r>
         <w:t>•</w:t>
         <w:tab/>
-        <w:t>Сравнительный юзабилити-тест на 10 коллегах: повтор заказа за 5 с вместо 60 с, успешность с 2 до 10 из 10, лёгкость с 3 до 6 из 7. Рейтинг вырос с 3,1 до 3,7, отзывы хвалили приложение.</w:t>
+        <w:t>Пересобрал отдельные приложения для iOS и Android в одно на Flutter за 11 месяцев, без передачи макетов: меню, корзина, оплата с 3DS, карты и отслеживание, лояльность. Рейтинг в магазинах вырос с 3,1 до 3,7, новые отзывы хвалили приложение.</w:t>
+      </w:r>
+    </w:p>
+    <w:p>
+      <w:pPr>
+        <w:pStyle w:val="Heading2"/>
+      </w:pPr>
+      <w:r>
+        <w:t>22bytes</w:t>
+      </w:r>
+    </w:p>
+    <w:p>
+      <w:pPr>
+        <w:keepNext/>
+        <w:spacing w:after="40"/>
+      </w:pPr>
+      <w:r>
+        <w:rPr>
+          <w:sz w:val="19"/>
+        </w:rPr>
+        <w:t>Гейм-дизайнер / разработчик прототипов, казуальные мобильные игры | апрель 2023 - август 2023</w:t>
+      </w:r>
+    </w:p>
+    <w:p>
+      <w:pPr>
+        <w:pStyle w:val="ListBullet"/>
+        <w:keepNext/>
+        <w:keepLines/>
+      </w:pPr>
+      <w:r>
+        <w:t>•</w:t>
+        <w:tab/>
+        <w:t>Спроектировал игровые циклы для 7 небольших игр (головоломки, лёгкие стратегии, короткие RPG): быстрые вложенные циклы внутри длинных и цепочки, которые открываются шаг за шагом.</w:t>
+      </w:r>
+    </w:p>
+    <w:p>
+      <w:pPr>
+        <w:pStyle w:val="ListBullet"/>
+        <w:keepNext/>
+        <w:keepLines/>
+      </w:pPr>
+      <w:r>
+        <w:t>•</w:t>
+        <w:tab/>
+        <w:t>Формировал стратегию через ограничения: препятствия и лимиты, которые заставляют игрока выбирать между подходами.</w:t>
+      </w:r>
+    </w:p>
+    <w:p>
+      <w:pPr>
+        <w:pStyle w:val="ListBullet"/>
+        <w:keepNext w:val="0"/>
+        <w:keepLines/>
+      </w:pPr>
+      <w:r>
+        <w:t>•</w:t>
+        <w:tab/>
+        <w:t>Плейтестил каждую сборку: сессии по 2-5 минут, удержание 1-го дня 27-30%, 7-го дня 4-10%. В работу взяли 2 прототипа из 7.</w:t>
       </w:r>
     </w:p>
     <w:p>
@@ -222,23 +282,37 @@
     <w:p>
       <w:pPr>
         <w:pStyle w:val="ListBullet"/>
+        <w:keepNext/>
         <w:keepLines/>
       </w:pPr>
       <w:r>
         <w:t>•</w:t>
         <w:tab/>
-        <w:t>Пять интервью выявили две потребности: видеть приложение целиком и записывать прогоны для сравнения. Сгруппировал процессы: Brave Browser занимает одну строку вместо 17.</w:t>
+        <w:t>Сгруппировал процессы по приложениям: Brave Browser занимает 1 строку вместо 17. Все пять интервью начинались с приложения, а не с процесса.</w:t>
       </w:r>
     </w:p>
     <w:p>
       <w:pPr>
         <w:pStyle w:val="ListBullet"/>
+        <w:keepNext/>
         <w:keepLines/>
       </w:pPr>
       <w:r>
         <w:t>•</w:t>
         <w:tab/>
-        <w:t>Доработал прототип: список вместо карточек, тест начинается с выбора приложения. Три коллеги-разработчика два месяца сравнивают в нём версии приложений.</w:t>
+        <w:t>Сократил разделы верхнего уровня с 3 до 2, перенеся результаты туда, где заканчивается тест, а настройку теста начал с выбора приложения, а не режима записи.</w:t>
+      </w:r>
+    </w:p>
+    <w:p>
+      <w:pPr>
+        <w:pStyle w:val="ListBullet"/>
+        <w:keepNext w:val="0"/>
+        <w:keepLines/>
+      </w:pPr>
+      <w:r>
+        <w:t>•</w:t>
+        <w:tab/>
+        <w:t>Три коллеги-разработчика два месяца сравнивают в нём версии приложений и приложения одного типа, например терминалы Ghostty, kitty и Alacritty.</w:t>
       </w:r>
     </w:p>
     <w:p>
@@ -246,6 +320,71 @@
         <w:pStyle w:val="Heading2"/>
       </w:pPr>
       <w:hyperlink r:id="rId15">
+        <w:r>
+          <w:rPr>
+            <w:rFonts w:ascii="Arial" w:hAnsi="Arial" w:cs="Arial"/>
+            <w:color w:val="222222"/>
+            <w:sz w:val="21"/>
+            <w:u w:val="single"/>
+            <w:b/>
+          </w:rPr>
+          <w:t>Две палочки</w:t>
+        </w:r>
+      </w:hyperlink>
+    </w:p>
+    <w:p>
+      <w:pPr>
+        <w:keepNext/>
+        <w:spacing w:after="40"/>
+      </w:pPr>
+      <w:r>
+        <w:rPr>
+          <w:sz w:val="19"/>
+        </w:rPr>
+        <w:t>Продукт в Telegram для изучения китайского по исследованию дипломной работы | 2024</w:t>
+      </w:r>
+    </w:p>
+    <w:p>
+      <w:pPr>
+        <w:pStyle w:val="ListBullet"/>
+        <w:keepNext/>
+        <w:keepLines/>
+      </w:pPr>
+      <w:r>
+        <w:t>•</w:t>
+        <w:tab/>
+        <w:t>Ноль установок: выбрал Telegram вместо отдельного приложения, потому что ученики и так в нём, а письмо от руки сделал через Telegram Web App. Спроектировал и собрал бота, API и Web App.</w:t>
+      </w:r>
+    </w:p>
+    <w:p>
+      <w:pPr>
+        <w:pStyle w:val="ListBullet"/>
+        <w:keepNext/>
+        <w:keepLines/>
+      </w:pPr>
+      <w:r>
+        <w:t>•</w:t>
+        <w:tab/>
+        <w:t>Один список сохранённого питает карточки, листы-прописи и письмо. Карточки открываются после пяти слов, чтобы в каждом тесте были настоящие неправильные ответы.</w:t>
+      </w:r>
+    </w:p>
+    <w:p>
+      <w:pPr>
+        <w:pStyle w:val="ListBullet"/>
+        <w:keepNext w:val="0"/>
+        <w:keepLines/>
+      </w:pPr>
+      <w:r>
+        <w:t>•</w:t>
+        <w:tab/>
+        <w:t>Сначала выпустил цикл ученика, а инструменты преподавателя из брифа отложил. Студентам понравилось одно место вместо трёх инструментов, не хватало практики произношения, это следующий шаг.</w:t>
+      </w:r>
+    </w:p>
+    <w:p>
+      <w:pPr>
+        <w:pStyle w:val="Heading2"/>
+      </w:pPr>
+      <w:hyperlink r:id="rId16">
         <w:r>
           <w:rPr>
             <w:rFonts w:ascii="Arial" w:hAnsi="Arial" w:cs="Arial"/>
@@ -273,63 +412,25 @@
     <w:p>
       <w:pPr>
         <w:pStyle w:val="ListBullet"/>
+        <w:keepNext/>
         <w:keepLines/>
       </w:pPr>
       <w:r>
         <w:t>•</w:t>
         <w:tab/>
-        <w:t>Восемь интервью: для шести главной проблемой был поиск сохранённого, поэтому начал с поиска.</w:t>
+        <w:t>Шесть из восьми собеседников не могли найти сохранённое, поэтому я встроил поиск в «Сохранённое», а не заставлял людей больше сортировать: эту работу они и так пропускают.</w:t>
       </w:r>
     </w:p>
     <w:p>
       <w:pPr>
         <w:pStyle w:val="ListBullet"/>
+        <w:keepNext w:val="0"/>
         <w:keepLines/>
       </w:pPr>
       <w:r>
         <w:t>•</w:t>
         <w:tab/>
-        <w:t>Спроектировал AI-поиск по теме, месту или заметке и подсказки, с которыми сохранение в новую коллекцию занимает одно касание. Прототип на React работает на моём сайте.</w:t>
-      </w:r>
-    </w:p>
-    <w:p>
-      <w:pPr>
-        <w:pStyle w:val="Heading2"/>
-      </w:pPr>
-      <w:hyperlink r:id="rId16">
-        <w:r>
-          <w:rPr>
-            <w:rFonts w:ascii="Arial" w:hAnsi="Arial" w:cs="Arial"/>
-            <w:color w:val="222222"/>
-            <w:sz w:val="21"/>
-            <w:u w:val="single"/>
-            <w:b/>
-          </w:rPr>
-          <w:t>Две палочки</w:t>
-        </w:r>
-      </w:hyperlink>
-    </w:p>
-    <w:p>
-      <w:pPr>
-        <w:keepNext/>
-        <w:spacing w:after="40"/>
-      </w:pPr>
-      <w:r>
-        <w:rPr>
-          <w:sz w:val="19"/>
-        </w:rPr>
-        <w:t>Продукт в Telegram для изучения китайского по исследованию дипломной работы | 2024</w:t>
-      </w:r>
-    </w:p>
-    <w:p>
-      <w:pPr>
-        <w:pStyle w:val="ListBullet"/>
-        <w:keepLines/>
-      </w:pPr>
-      <w:r>
-        <w:t>•</w:t>
-        <w:tab/>
-        <w:t>Один чат для поиска, карточек и письма от руки вместо трёх инструментов; спроектировал и собрал бота, API и Web App. Студентам не хватало практики произношения, это следующий шаг.</w:t>
+        <w:t>Подсказки коллекций превращают создание новой коллекции из двух касаний и ввода названия в одно касание, а полный список остаётся на случай ошибки. Прототип на React работает на моём сайте.</w:t>
       </w:r>
     </w:p>
     <w:p>
@@ -369,33 +470,6 @@
     </w:p>
     <w:p>
       <w:pPr>
-        <w:pStyle w:val="Heading2"/>
-      </w:pPr>
-      <w:r>
-        <w:t>22bytes</w:t>
-      </w:r>
-      <w:r>
-        <w:rPr>
-          <w:rFonts w:ascii="Arial" w:hAnsi="Arial" w:cs="Arial"/>
-          <w:b w:val="0"/>
-          <w:sz w:val="19"/>
-        </w:rPr>
-        <w:t xml:space="preserve">  |  Гейм-дизайнер / разработчик прототипов | апрель 2023 - август 2023</w:t>
-      </w:r>
-    </w:p>
-    <w:p>
-      <w:pPr>
-        <w:pStyle w:val="ListBullet"/>
-        <w:keepLines/>
-      </w:pPr>
-      <w:r>
-        <w:t>•</w:t>
-        <w:tab/>
-        <w:t>Быстро собирал игровые Android-прототипы: взаимодействие, фидбек игроку, объём.</w:t>
-      </w:r>
-    </w:p>
-    <w:p>
-      <w:pPr>
         <w:pStyle w:val="Heading1"/>
       </w:pPr>
       <w:r>
@@ -404,13 +478,11 @@
     </w:p>
     <w:p>
       <w:r>
-        <w:t>Исследования: CustDev и глубинные интервью, контекстное исследование, сравнительное юзабилити-тестирование, анализ отзывов, синтез, конкурентный анализ, CJM, JTBD.</w:t>
+        <w:t>Исследования: CustDev и глубинные интервью, контекстное исследование, сравнительное юзабилити-тестирование, анализ отзывов, плейтесты, синтез, конкурентный анализ, CJM, JTBD.</w:t>
         <w:br/>
-        <w:t>Дизайн: UX/UI, информационная архитектура, сценарии, вайрфреймы, прототипирование, дизайн-система, адаптив, моушн. Figma, Material Design, Apple HIG.</w:t>
+        <w:t>Дизайн: UX/UI, информационная архитектура, сценарии, вайрфреймы, прототипирование, дизайн-система, игровые циклы и прогрессия, моушн. Figma, Material Design, Apple HIG.</w:t>
         <w:br/>
-        <w:t>AI: проектирование AI-функций (подсказки, семантический поиск, ошибки), разработка с AI-агентами (Claude Code, Codex).</w:t>
-        <w:br/>
-        <w:t>Код: React, Flutter, HTML/CSS/JS, SwiftUI; Go, Python.</w:t>
+        <w:t>AI и код: AI-функции (подсказки, семантический поиск), разработка с AI-агентами (Claude Code, Codex). React, Flutter, HTML/CSS/JS, SwiftUI; Go, Python.</w:t>
       </w:r>
     </w:p>
     <w:p>
@@ -867,7 +939,7 @@
       <w:outlineLvl w:val="0"/>
     </w:pPr>
     <w:rPr>
-      <w:rFonts w:asciiTheme="majorHAnsi" w:eastAsiaTheme="majorEastAsia" w:hAnsiTheme="majorHAnsi" w:cstheme="majorBidi" w:ascii="Arial" w:hAnsi="Arial"/>
+      <w:rFonts w:ascii="Arial" w:hAnsi="Arial" w:cs="Arial" w:eastAsia="Arial"/>
       <w:b/>
       <w:bCs/>
       <w:color w:val="000000"/>
@@ -891,7 +963,7 @@
       <w:outlineLvl w:val="1"/>
     </w:pPr>
     <w:rPr>
-      <w:rFonts w:asciiTheme="majorHAnsi" w:eastAsiaTheme="majorEastAsia" w:hAnsiTheme="majorHAnsi" w:cstheme="majorBidi" w:ascii="Arial" w:hAnsi="Arial"/>
+      <w:rFonts w:ascii="Arial" w:hAnsi="Arial" w:cs="Arial" w:eastAsia="Arial"/>
       <w:b/>
       <w:bCs/>
       <w:color w:val="000000"/>
@@ -1153,7 +1225,7 @@
       <w:contextualSpacing/>
     </w:pPr>
     <w:rPr>
-      <w:rFonts w:asciiTheme="majorHAnsi" w:eastAsiaTheme="majorEastAsia" w:hAnsiTheme="majorHAnsi" w:cstheme="majorBidi" w:ascii="Arial" w:hAnsi="Arial"/>
+      <w:rFonts w:ascii="Arial" w:hAnsi="Arial" w:cs="Arial" w:eastAsia="Arial"/>
       <w:b/>
       <w:color w:val="000000"/>
       <w:spacing w:val="5"/>
@@ -1192,13 +1264,13 @@
       <w:spacing w:after="100"/>
     </w:pPr>
     <w:rPr>
-      <w:rFonts w:asciiTheme="majorHAnsi" w:eastAsiaTheme="majorEastAsia" w:hAnsiTheme="majorHAnsi" w:cstheme="majorBidi" w:ascii="Arial" w:hAnsi="Arial"/>
+      <w:rFonts w:ascii="Arial" w:hAnsi="Arial" w:cs="Arial" w:eastAsia="Arial"/>
       <w:b/>
       <w:i w:val="0"/>
       <w:iCs/>
       <w:color w:val="000000"/>
       <w:spacing w:val="15"/>
-      <w:sz w:val="22"/>
+      <w:sz w:val="20"/>
       <w:szCs w:val="24"/>
     </w:rPr>
   </w:style>
@@ -1339,7 +1411,7 @@
       <w:contextualSpacing/>
     </w:pPr>
     <w:rPr>
-      <w:rFonts w:ascii="Arial" w:hAnsi="Arial"/>
+      <w:rFonts w:ascii="Arial" w:hAnsi="Arial" w:cs="Arial" w:eastAsia="Arial"/>
       <w:color w:val="000000"/>
       <w:sz w:val="21"/>
     </w:rPr>

--- a/public/resume/igor-kupchinenko-product-designer-resume-ru.docx
+++ b/public/resume/igor-kupchinenko-product-designer-resume-ru.docx
@@ -418,7 +418,7 @@
       <w:r>
         <w:t>•</w:t>
         <w:tab/>
-        <w:t>Шесть из восьми собеседников не могли найти сохранённое, поэтому я встроил поиск в «Сохранённое», а не заставлял людей больше сортировать: эту работу они и так пропускают.</w:t>
+        <w:t>Шесть из девяти собеседников не могли найти сохранённое, поэтому я встроил поиск в «Сохранённое», а не заставлял людей больше сортировать: эту работу они и так пропускают.</w:t>
       </w:r>
     </w:p>
     <w:p>

--- a/public/resume/igor-kupchinenko-product-designer-resume-ru.docx
+++ b/public/resume/igor-kupchinenko-product-designer-resume-ru.docx
@@ -147,7 +147,7 @@
       <w:r>
         <w:t>•</w:t>
         <w:tab/>
-        <w:t>Единственный дизайнер и разработчик: отвечал за заказ целиком и работал напрямую с бизнесом. В отзывах сомневались и в приложении, и в том, стоит ли еда своих денег.</w:t>
+        <w:t>Единственный дизайнер и разработчик: отвечал за заказ целиком и работал напрямую с бизнесом. В отзывах сомневались и в приложении, и в цене еды: разобрал около 150 отзывов, понаблюдал и поговорил с 10 людьми, заказывавшими на работе.</w:t>
       </w:r>
     </w:p>
     <w:p>
@@ -159,7 +159,7 @@
       <w:r>
         <w:t>•</w:t>
         <w:tab/>
-        <w:t>Сократил повтор привычного заказа с 60 с до 5 с повтором в одно касание из истории, после того как анализ отзывов и наблюдение показали, что люди собирают заказ по одному блюду. В сравнительном юзабилити-тесте на 10 коллегах успешность выросла с 2 до 10 из 10, оценка лёгкости с 3 до 6 из 7.</w:t>
+        <w:t>Сократил повтор привычного заказа с 60 с до 5 с повтором в одно касание из истории, с уведомлениями об изменившейся цене и закончившихся блюдах. В сравнительном юзабилити-тесте на 10 коллегах успешность выросла с 2 до 10 из 10, оценка лёгкости с 3 до 6 из 7.</w:t>
       </w:r>
     </w:p>
     <w:p>
@@ -171,7 +171,7 @@
       <w:r>
         <w:t>•</w:t>
         <w:tab/>
-        <w:t>Сделал сроки и цену видимыми до оплаты: закреплённая панель со временем доставки, числом позиций и суммой, а в карточке блюда вес, состав и КБЖУ, чтобы не приходилось уходить из меню ради проверки.</w:t>
+        <w:t>Сделал сроки и цену видимыми до оплаты: закреплённая панель со временем доставки, числом позиций и суммой, а в карточке блюда вес, состав и КБЖУ, чтобы не уходить из меню ради проверки.</w:t>
       </w:r>
     </w:p>
     <w:p>
@@ -183,7 +183,7 @@
       <w:r>
         <w:t>•</w:t>
         <w:tab/>
-        <w:t>Пересобрал отдельные приложения для iOS и Android в одно на Flutter за 11 месяцев, без передачи макетов: меню, корзина, оплата с 3DS, карты и отслеживание, лояльность. Рейтинг в магазинах вырос с 3,1 до 3,7, новые отзывы хвалили приложение.</w:t>
+        <w:t>Пересобрал отдельные приложения для iOS и Android в одно на Flutter за 11 месяцев, без передачи макетов, на своей дизайн-системе со светлой и тёмной темами: меню, корзина, оплата с 3DS, карты, отслеживание, лояльность. Рейтинг вырос с 3,1 до 3,7, новые отзывы хвалили приложение.</w:t>
       </w:r>
     </w:p>
     <w:p>
@@ -288,7 +288,7 @@
       <w:r>
         <w:t>•</w:t>
         <w:tab/>
-        <w:t>Сгруппировал процессы по приложениям: Brave Browser занимает 1 строку вместо 17. Все пять интервью начинались с приложения, а не с процесса.</w:t>
+        <w:t>Пять CustDev-интервью подтвердили, что проблема стоит решения. Все начинались с приложения, а не с процесса, поэтому процессы сгруппированы по приложениям: Brave Browser занимает 1 строку вместо 17.</w:t>
       </w:r>
     </w:p>
     <w:p>
@@ -377,7 +377,7 @@
       <w:r>
         <w:t>•</w:t>
         <w:tab/>
-        <w:t>Сначала выпустил цикл ученика, а инструменты преподавателя из брифа отложил. Студентам понравилось одно место вместо трёх инструментов, не хватало практики произношения, это следующий шаг.</w:t>
+        <w:t>Сначала выпустил цикл ученика, а инструменты преподавателя из брифа отложил. Студентам понравилось одно место вместо трёх инструментов; не хватило практики произношения.</w:t>
       </w:r>
     </w:p>
     <w:p>
@@ -418,7 +418,7 @@
       <w:r>
         <w:t>•</w:t>
         <w:tab/>
-        <w:t>Шесть из девяти собеседников не могли найти сохранённое, поэтому я встроил поиск в «Сохранённое», а не заставлял людей больше сортировать: эту работу они и так пропускают.</w:t>
+        <w:t>Девять интервью и карта пути пользователя: шестеро не могли найти сохранённое, семеро уносили всё важное в Заметки, Notion или Карты, пятеро бросили сортировать. Поэтому первым сделал поиск в «Сохранённом», а не больше сортировки.</w:t>
       </w:r>
     </w:p>
     <w:p>
@@ -478,7 +478,7 @@
     </w:p>
     <w:p>
       <w:r>
-        <w:t>Исследования: CustDev и глубинные интервью, контекстное исследование, сравнительное юзабилити-тестирование, анализ отзывов, плейтесты, синтез, конкурентный анализ, CJM, JTBD.</w:t>
+        <w:t>Исследования: CustDev и глубинные интервью, контекстное исследование, сравнительное юзабилити-тестирование, анализ отзывов, плейтесты, job stories (JTBD), CJM, конкурентный анализ, синтез.</w:t>
         <w:br/>
         <w:t>Дизайн: UX/UI, информационная архитектура, сценарии, вайрфреймы, прототипирование, дизайн-система, игровые циклы и прогрессия, моушн. Figma, Material Design, Apple HIG.</w:t>
         <w:br/>

--- a/public/resume/igor-kupchinenko-product-designer-resume-ru.docx
+++ b/public/resume/igor-kupchinenko-product-designer-resume-ru.docx
@@ -15,7 +15,7 @@
         <w:pStyle w:val="Subtitle"/>
       </w:pPr>
       <w:r>
-        <w:t>ПРОДУКТОВЫЙ ДИЗАЙНЕР (JUNIOR) · B2C · ИССЛЕДОВАНИЯ И ИНТЕРФЕЙСЫ</w:t>
+        <w:t>ПРОДУКТОВЫЙ ДИЗАЙНЕР (JUNIOR, UX/UI) · B2C · ИССЛЕДОВАНИЯ И ИНТЕРФЕЙСЫ</w:t>
       </w:r>
     </w:p>
     <w:p>
@@ -118,7 +118,7 @@
           <w:rPr>
             <w:rFonts w:ascii="Arial" w:hAnsi="Arial" w:cs="Arial"/>
             <w:color w:val="222222"/>
-            <w:sz w:val="21"/>
+            <w:sz w:val="20"/>
             <w:u w:val="single"/>
             <w:b/>
           </w:rPr>
@@ -133,7 +133,7 @@
       </w:pPr>
       <w:r>
         <w:rPr>
-          <w:sz w:val="19"/>
+          <w:sz w:val="18"/>
         </w:rPr>
         <w:t>Продуктовый дизайнер / мобильный разработчик, приложение доставки еды | август 2023 - июль 2024</w:t>
       </w:r>
@@ -147,7 +147,7 @@
       <w:r>
         <w:t>•</w:t>
         <w:tab/>
-        <w:t>Единственный дизайнер и разработчик: отвечал за заказ целиком и работал напрямую с бизнесом. В отзывах сомневались и в приложении, и в цене еды: разобрал около 150 отзывов, понаблюдал и поговорил с 10 людьми, заказывавшими на работе.</w:t>
+        <w:t>Единственный дизайнер и разработчик: отвечал за заказ целиком и работал напрямую со стейкхолдерами бизнеса. В отзывах сомневались и в приложении, и в цене еды: разобрал около 150 отзывов, понаблюдал и поговорил с 10 людьми, заказывавшими на работе.</w:t>
       </w:r>
     </w:p>
     <w:p>
@@ -183,7 +183,7 @@
       <w:r>
         <w:t>•</w:t>
         <w:tab/>
-        <w:t>Пересобрал отдельные приложения для iOS и Android в одно на Flutter за 11 месяцев, без передачи макетов, на своей дизайн-системе со светлой и тёмной темами: меню, корзина, оплата с 3DS, карты, отслеживание, лояльность. Рейтинг вырос с 3,1 до 3,7, новые отзывы хвалили приложение.</w:t>
+        <w:t>Спроектировал все экраны в Figma (auto layout, компоненты, варианты, переменные, прототипы) на своей дизайн-системе со светлой и тёмной темами и пересобрал по ней приложения iOS и Android в одно на Flutter за 11 месяцев, без передачи макетов: меню, корзина, оплата с 3DS, карты, отслеживание, лояльность. Рейтинг вырос с 3,1 до 3,7; новые отзывы хвалили приложение.</w:t>
       </w:r>
     </w:p>
     <w:p>
@@ -201,7 +201,7 @@
       </w:pPr>
       <w:r>
         <w:rPr>
-          <w:sz w:val="19"/>
+          <w:sz w:val="18"/>
         </w:rPr>
         <w:t>Гейм-дизайнер / разработчик прототипов, казуальные мобильные игры | апрель 2023 - август 2023</w:t>
       </w:r>
@@ -221,25 +221,13 @@
     <w:p>
       <w:pPr>
         <w:pStyle w:val="ListBullet"/>
-        <w:keepNext/>
-        <w:keepLines/>
-      </w:pPr>
-      <w:r>
-        <w:t>•</w:t>
-        <w:tab/>
-        <w:t>Формировал стратегию через ограничения: препятствия и лимиты, которые заставляют игрока выбирать между подходами.</w:t>
-      </w:r>
-    </w:p>
-    <w:p>
-      <w:pPr>
-        <w:pStyle w:val="ListBullet"/>
         <w:keepNext w:val="0"/>
         <w:keepLines/>
       </w:pPr>
       <w:r>
         <w:t>•</w:t>
         <w:tab/>
-        <w:t>Плейтестил каждую сборку: сессии по 2-5 минут, удержание 1-го дня 27-30%, 7-го дня 4-10%. В работу взяли 2 прототипа из 7.</w:t>
+        <w:t>Плейтестил все сборки: сессии 2-5 минут, удержание D1 27-30%, D7 4-10%. Одобрили 2 прототипа из 7.</w:t>
       </w:r>
     </w:p>
     <w:p>
@@ -259,7 +247,7 @@
           <w:rPr>
             <w:rFonts w:ascii="Arial" w:hAnsi="Arial" w:cs="Arial"/>
             <w:color w:val="222222"/>
-            <w:sz w:val="21"/>
+            <w:sz w:val="20"/>
             <w:u w:val="single"/>
             <w:b/>
           </w:rPr>
@@ -274,7 +262,7 @@
       </w:pPr>
       <w:r>
         <w:rPr>
-          <w:sz w:val="19"/>
+          <w:sz w:val="18"/>
         </w:rPr>
         <w:t>Личный проект на macOS, собран с AI-агентами по моим спецификациям, релиз на GitHub | июль - август 2026</w:t>
       </w:r>
@@ -312,7 +300,7 @@
       <w:r>
         <w:t>•</w:t>
         <w:tab/>
-        <w:t>Три коллеги-разработчика два месяца сравнивают в нём версии приложений и приложения одного типа, например терминалы Ghostty, kitty и Alacritty.</w:t>
+        <w:t>Три коллеги-разработчика два месяца сравнивают в нём версии и аналоги приложений, например терминалы Ghostty, kitty и Alacritty.</w:t>
       </w:r>
     </w:p>
     <w:p>
@@ -324,7 +312,7 @@
           <w:rPr>
             <w:rFonts w:ascii="Arial" w:hAnsi="Arial" w:cs="Arial"/>
             <w:color w:val="222222"/>
-            <w:sz w:val="21"/>
+            <w:sz w:val="20"/>
             <w:u w:val="single"/>
             <w:b/>
           </w:rPr>
@@ -339,7 +327,7 @@
       </w:pPr>
       <w:r>
         <w:rPr>
-          <w:sz w:val="19"/>
+          <w:sz w:val="18"/>
         </w:rPr>
         <w:t>Продукт в Telegram для изучения китайского по исследованию дипломной работы | 2024</w:t>
       </w:r>
@@ -389,7 +377,7 @@
           <w:rPr>
             <w:rFonts w:ascii="Arial" w:hAnsi="Arial" w:cs="Arial"/>
             <w:color w:val="222222"/>
-            <w:sz w:val="21"/>
+            <w:sz w:val="20"/>
             <w:u w:val="single"/>
             <w:b/>
           </w:rPr>
@@ -404,7 +392,7 @@
       </w:pPr>
       <w:r>
         <w:rPr>
-          <w:sz w:val="19"/>
+          <w:sz w:val="18"/>
         </w:rPr>
         <w:t>Самостоятельный концепт, прототип в коде | 2026</w:t>
       </w:r>
@@ -418,7 +406,7 @@
       <w:r>
         <w:t>•</w:t>
         <w:tab/>
-        <w:t>Девять интервью и карта пути пользователя: шестеро не могли найти сохранённое, семеро уносили всё важное в Заметки, Notion или Карты, пятеро бросили сортировать. Поэтому первым сделал поиск в «Сохранённом», а не больше сортировки.</w:t>
+        <w:t>Девять интервью и CJM: шестеро не могли найти сохранённое, семеро уносили важное в Заметки, Notion или Карты, пятеро бросили сортировать. Поэтому начал с поиска в «Сохранённом», а не с сортировки.</w:t>
       </w:r>
     </w:p>
     <w:p>
@@ -452,7 +440,7 @@
         <w:rPr>
           <w:rFonts w:ascii="Arial" w:hAnsi="Arial" w:cs="Arial"/>
           <w:b w:val="0"/>
-          <w:sz w:val="19"/>
+          <w:sz w:val="18"/>
         </w:rPr>
         <w:t xml:space="preserve">  |  Разработчик ПО, контракт | июль 2024 - декабрь 2025</w:t>
       </w:r>
@@ -465,7 +453,7 @@
       <w:r>
         <w:t>•</w:t>
         <w:tab/>
-        <w:t>Разрабатывал сервисы оплаты и обработки заказов. Сократил обработку PDF-чеков с 6-10 с до 650 мс: извлекал текст напрямую, оставив OCR для изображений.</w:t>
+        <w:t>Разрабатывал сервисы оплаты и заказов; сократил обработку PDF-чеков с 6-10 с до 650 мс.</w:t>
       </w:r>
     </w:p>
     <w:p>
@@ -480,9 +468,9 @@
       <w:r>
         <w:t>Исследования: CustDev и глубинные интервью, контекстное исследование, сравнительное юзабилити-тестирование, анализ отзывов, плейтесты, job stories (JTBD), CJM, конкурентный анализ, синтез.</w:t>
         <w:br/>
-        <w:t>Дизайн: UX/UI, информационная архитектура, сценарии, вайрфреймы, прототипирование, дизайн-система, игровые циклы и прогрессия, моушн. Figma, Material Design, Apple HIG.</w:t>
+        <w:t>Дизайн: UX/UI, информационная архитектура, сценарии, вайрфреймы, hi-fi макеты, прототипирование, дизайн-системы, мобильный дизайн (iOS, Android), моушн. Figma, FigJam, Material Design, Apple HIG.</w:t>
         <w:br/>
-        <w:t>AI и код: AI-функции (подсказки, семантический поиск), разработка с AI-агентами (Claude Code, Codex). React, Flutter, HTML/CSS/JS, SwiftUI; Go, Python.</w:t>
+        <w:t>AI и код: семантический поиск, AI-подсказки, Claude Code, Codex; React, Flutter, HTML/CSS/JS, SwiftUI.</w:t>
       </w:r>
     </w:p>
     <w:p>
@@ -500,7 +488,7 @@
     </w:p>
     <w:sectPr>
       <w:pgSz w:w="11906" w:h="16838"/>
-      <w:pgMar w:top="624" w:right="907" w:bottom="624" w:left="907" w:header="720" w:footer="720" w:gutter="0"/>
+      <w:pgMar w:top="567" w:right="794" w:bottom="567" w:left="794" w:header="720" w:footer="720" w:gutter="0"/>
       <w:cols w:space="720"/>
       <w:docGrid w:linePitch="360"/>
     </w:sectPr>
@@ -872,12 +860,12 @@
     <w:qFormat/>
     <w:rsid w:val="00FC693F"/>
     <w:pPr>
-      <w:spacing w:line="250" w:lineRule="auto" w:after="60"/>
+      <w:spacing w:line="240" w:lineRule="auto" w:after="40"/>
     </w:pPr>
     <w:rPr>
       <w:rFonts w:ascii="Arial" w:hAnsi="Arial"/>
       <w:color w:val="222222"/>
-      <w:sz w:val="21"/>
+      <w:sz w:val="20"/>
     </w:rPr>
   </w:style>
   <w:style w:type="paragraph" w:styleId="Header">
@@ -935,7 +923,7 @@
     <w:pPr>
       <w:keepNext/>
       <w:keepLines/>
-      <w:spacing w:before="80" w:after="40"/>
+      <w:spacing w:before="60" w:after="40"/>
       <w:outlineLvl w:val="0"/>
     </w:pPr>
     <w:rPr>
@@ -943,7 +931,7 @@
       <w:b/>
       <w:bCs/>
       <w:color w:val="000000"/>
-      <w:sz w:val="21"/>
+      <w:sz w:val="20"/>
       <w:szCs w:val="28"/>
     </w:rPr>
   </w:style>
@@ -959,7 +947,7 @@
     <w:pPr>
       <w:keepNext/>
       <w:keepLines/>
-      <w:spacing w:before="80" w:after="20"/>
+      <w:spacing w:before="40" w:after="20"/>
       <w:outlineLvl w:val="1"/>
     </w:pPr>
     <w:rPr>
@@ -967,7 +955,7 @@
       <w:b/>
       <w:bCs/>
       <w:color w:val="000000"/>
-      <w:sz w:val="21"/>
+      <w:sz w:val="20"/>
       <w:szCs w:val="26"/>
     </w:rPr>
   </w:style>
@@ -1270,7 +1258,7 @@
       <w:iCs/>
       <w:color w:val="000000"/>
       <w:spacing w:val="15"/>
-      <w:sz w:val="20"/>
+      <w:sz w:val="19"/>
       <w:szCs w:val="24"/>
     </w:rPr>
   </w:style>
@@ -1406,14 +1394,14 @@
       <w:tabs>
         <w:tab w:pos="170" w:val="left"/>
       </w:tabs>
-      <w:spacing w:after="40"/>
+      <w:spacing w:after="30"/>
       <w:ind w:left="170" w:hanging="170"/>
       <w:contextualSpacing/>
     </w:pPr>
     <w:rPr>
       <w:rFonts w:ascii="Arial" w:hAnsi="Arial" w:cs="Arial" w:eastAsia="Arial"/>
       <w:color w:val="000000"/>
-      <w:sz w:val="21"/>
+      <w:sz w:val="20"/>
     </w:rPr>
   </w:style>
   <w:style w:type="paragraph" w:styleId="ListBullet2">
